--- a/PW I/Atividade 01 - Harmonias Cromáticas Alunos (2).docx
+++ b/PW I/Atividade 01 - Harmonias Cromáticas Alunos (2).docx
@@ -818,7 +818,16 @@
           <w:color w:val="0A0A0A"/>
           <w:shd w:val="clear" w:color="auto" w:fill="FFFFFF"/>
         </w:rPr>
-        <w:t>Vermelho (Cor Primária/Quente</w:t>
+        <w:t>Vermelho (Cor Primária/Quente,</w:t>
+      </w:r>
+      <w:r>
+        <w:rPr>
+          <w:rStyle w:val="Ttulo1Char"/>
+          <w:rFonts w:ascii="Arial" w:hAnsi="Arial" w:cs="Arial"/>
+          <w:color w:val="0A0A0A"/>
+          <w:shd w:val="clear" w:color="auto" w:fill="FFFFFF"/>
+        </w:rPr>
+        <w:t xml:space="preserve"> </w:t>
       </w:r>
       <w:r>
         <w:rPr>
@@ -827,7 +836,7 @@
           <w:color w:val="0A0A0A"/>
           <w:shd w:val="clear" w:color="auto" w:fill="FFFFFF"/>
         </w:rPr>
-        <w:t>,</w:t>
+        <w:t>Azul (Cor Primária/Fria),</w:t>
       </w:r>
       <w:r>
         <w:rPr>
@@ -845,7 +854,16 @@
           <w:color w:val="0A0A0A"/>
           <w:shd w:val="clear" w:color="auto" w:fill="FFFFFF"/>
         </w:rPr>
-        <w:t>Azul (Cor Primária/Fria)</w:t>
+        <w:t>Verde (Cor Secundária/Fria,</w:t>
+      </w:r>
+      <w:r>
+        <w:rPr>
+          <w:rStyle w:val="Ttulo1Char"/>
+          <w:rFonts w:ascii="Arial" w:hAnsi="Arial" w:cs="Arial"/>
+          <w:color w:val="0A0A0A"/>
+          <w:shd w:val="clear" w:color="auto" w:fill="FFFFFF"/>
+        </w:rPr>
+        <w:t xml:space="preserve"> </w:t>
       </w:r>
       <w:r>
         <w:rPr>
@@ -854,7 +872,7 @@
           <w:color w:val="0A0A0A"/>
           <w:shd w:val="clear" w:color="auto" w:fill="FFFFFF"/>
         </w:rPr>
-        <w:t>,</w:t>
+        <w:t>Laranja (Cor Secundária/Quente),</w:t>
       </w:r>
       <w:r>
         <w:rPr>
@@ -872,7 +890,16 @@
           <w:color w:val="0A0A0A"/>
           <w:shd w:val="clear" w:color="auto" w:fill="FFFFFF"/>
         </w:rPr>
-        <w:t>Verde (Cor Secundária/Fria</w:t>
+        <w:t>Roxo/Violeta (Cor Secundária/Fria),</w:t>
+      </w:r>
+      <w:r>
+        <w:rPr>
+          <w:rStyle w:val="Ttulo1Char"/>
+          <w:rFonts w:ascii="Arial" w:hAnsi="Arial" w:cs="Arial"/>
+          <w:color w:val="0A0A0A"/>
+          <w:shd w:val="clear" w:color="auto" w:fill="FFFFFF"/>
+        </w:rPr>
+        <w:t xml:space="preserve"> </w:t>
       </w:r>
       <w:r>
         <w:rPr>
@@ -881,88 +908,7 @@
           <w:color w:val="0A0A0A"/>
           <w:shd w:val="clear" w:color="auto" w:fill="FFFFFF"/>
         </w:rPr>
-        <w:t>,</w:t>
-      </w:r>
-      <w:r>
-        <w:rPr>
-          <w:rStyle w:val="Ttulo1Char"/>
-          <w:rFonts w:ascii="Arial" w:hAnsi="Arial" w:cs="Arial"/>
-          <w:color w:val="0A0A0A"/>
-          <w:shd w:val="clear" w:color="auto" w:fill="FFFFFF"/>
-        </w:rPr>
-        <w:t xml:space="preserve"> </w:t>
-      </w:r>
-      <w:r>
-        <w:rPr>
-          <w:rStyle w:val="Forte"/>
-          <w:rFonts w:ascii="Arial" w:hAnsi="Arial" w:cs="Arial"/>
-          <w:color w:val="0A0A0A"/>
-          <w:shd w:val="clear" w:color="auto" w:fill="FFFFFF"/>
-        </w:rPr>
-        <w:t>Laranja (Cor Secundária/Quente)</w:t>
-      </w:r>
-      <w:r>
-        <w:rPr>
-          <w:rStyle w:val="Forte"/>
-          <w:rFonts w:ascii="Arial" w:hAnsi="Arial" w:cs="Arial"/>
-          <w:color w:val="0A0A0A"/>
-          <w:shd w:val="clear" w:color="auto" w:fill="FFFFFF"/>
-        </w:rPr>
-        <w:t>,</w:t>
-      </w:r>
-      <w:r>
-        <w:rPr>
-          <w:rStyle w:val="Ttulo1Char"/>
-          <w:rFonts w:ascii="Arial" w:hAnsi="Arial" w:cs="Arial"/>
-          <w:color w:val="0A0A0A"/>
-          <w:shd w:val="clear" w:color="auto" w:fill="FFFFFF"/>
-        </w:rPr>
-        <w:t xml:space="preserve"> </w:t>
-      </w:r>
-      <w:r>
-        <w:rPr>
-          <w:rStyle w:val="Forte"/>
-          <w:rFonts w:ascii="Arial" w:hAnsi="Arial" w:cs="Arial"/>
-          <w:color w:val="0A0A0A"/>
-          <w:shd w:val="clear" w:color="auto" w:fill="FFFFFF"/>
-        </w:rPr>
-        <w:t>Roxo/Violeta (Cor Secundária/Fria)</w:t>
-      </w:r>
-      <w:r>
-        <w:rPr>
-          <w:rStyle w:val="Forte"/>
-          <w:rFonts w:ascii="Arial" w:hAnsi="Arial" w:cs="Arial"/>
-          <w:color w:val="0A0A0A"/>
-          <w:shd w:val="clear" w:color="auto" w:fill="FFFFFF"/>
-        </w:rPr>
-        <w:t>,</w:t>
-      </w:r>
-      <w:r>
-        <w:rPr>
-          <w:rStyle w:val="Ttulo1Char"/>
-          <w:rFonts w:ascii="Arial" w:hAnsi="Arial" w:cs="Arial"/>
-          <w:color w:val="0A0A0A"/>
-          <w:shd w:val="clear" w:color="auto" w:fill="FFFFFF"/>
-        </w:rPr>
-        <w:t xml:space="preserve"> </w:t>
-      </w:r>
-      <w:r>
-        <w:rPr>
-          <w:rStyle w:val="Forte"/>
-          <w:rFonts w:ascii="Arial" w:hAnsi="Arial" w:cs="Arial"/>
-          <w:color w:val="0A0A0A"/>
-          <w:shd w:val="clear" w:color="auto" w:fill="FFFFFF"/>
-        </w:rPr>
-        <w:t>Branco (Neutro)</w:t>
-      </w:r>
-      <w:r>
-        <w:rPr>
-          <w:rStyle w:val="Forte"/>
-          <w:rFonts w:ascii="Arial" w:hAnsi="Arial" w:cs="Arial"/>
-          <w:color w:val="0A0A0A"/>
-          <w:shd w:val="clear" w:color="auto" w:fill="FFFFFF"/>
-        </w:rPr>
-        <w:t>.</w:t>
+        <w:t>Branco (Neutro).</w:t>
       </w:r>
       <w:r>
         <w:rPr>
@@ -1757,6 +1703,8 @@
           </wp:inline>
         </w:drawing>
       </w:r>
+      <w:bookmarkStart w:id="0" w:name="_GoBack"/>
+      <w:bookmarkEnd w:id="0"/>
     </w:p>
     <w:p>
       <w:pPr>
@@ -1772,13 +1720,12 @@
       </w:pPr>
       <w:r>
         <w:rPr>
-          <w:sz w:val="24"/>
-          <w:szCs w:val="24"/>
-        </w:rPr>
-        <w:t>Identificação correta da harmonia utilizada (1,0)</w:t>
-      </w:r>
-      <w:bookmarkStart w:id="0" w:name="_GoBack"/>
-      <w:bookmarkEnd w:id="0"/>
+          <w:rFonts w:ascii="Segoe UI" w:hAnsi="Segoe UI" w:cs="Segoe UI"/>
+          <w:color w:val="0D0D0D"/>
+          <w:shd w:val="clear" w:color="auto" w:fill="FFFFFF"/>
+        </w:rPr>
+        <w:t>Consiste em analisar os acordes de uma música, identificar a tonalidade e compreender como eles se organizam em progressões, criando sensações de tensão e resolução dentro da harmonia musical. </w:t>
+      </w:r>
     </w:p>
     <w:p>
       <w:pPr>
@@ -1794,10 +1741,11 @@
       </w:pPr>
       <w:r>
         <w:rPr>
-          <w:sz w:val="24"/>
-          <w:szCs w:val="24"/>
-        </w:rPr>
-        <w:t>Justificativa coerente com base no círculo cromático (1,0)</w:t>
+          <w:rFonts w:ascii="Segoe UI" w:hAnsi="Segoe UI" w:cs="Segoe UI"/>
+          <w:color w:val="0D0D0D"/>
+          <w:shd w:val="clear" w:color="auto" w:fill="FFFFFF"/>
+        </w:rPr>
+        <w:t>Baseada no circuito cromático, a análise considera a proximidade entre acordes e os movimentos de tensão e resolução, explicando os encadeamentos harmônicos.</w:t>
       </w:r>
     </w:p>
     <w:p>
